--- a/testakten/lumen-studios-insolvenz-strafverfahren/01_Eigenantrag_Weber_22-05-2024.docx
+++ b/testakten/lumen-studios-insolvenz-strafverfahren/01_Eigenantrag_Weber_22-05-2024.docx
@@ -5,75 +5,118 @@
     <w:p>
       <w:pPr>
         <w:pStyle w:val="Heading1"/>
+        <w:spacing w:after="160" w:line="259" w:lineRule="auto"/>
       </w:pPr>
       <w:r>
         <w:rPr>
           <w:rFonts w:ascii="Times New Roman" w:hAnsi="Times New Roman"/>
+          <w:b/>
+          <w:sz w:val="28"/>
         </w:rPr>
         <w:t>Eigenantrag auf Eröffnung des Insolvenzverfahrens</w:t>
       </w:r>
     </w:p>
     <w:p>
       <w:pPr>
+        <w:spacing w:before="120" w:after="60" w:line="259" w:lineRule="auto"/>
         <w:jc w:val="left"/>
       </w:pPr>
       <w:r>
         <w:rPr>
+          <w:rFonts w:ascii="Times New Roman" w:hAnsi="Times New Roman"/>
           <w:b/>
+          <w:sz w:val="22"/>
         </w:rPr>
         <w:t>Florian Weber</w:t>
       </w:r>
     </w:p>
     <w:p>
       <w:pPr>
+        <w:spacing w:before="120" w:after="60" w:line="259" w:lineRule="auto"/>
         <w:jc w:val="left"/>
       </w:pPr>
       <w:r>
+        <w:rPr>
+          <w:rFonts w:ascii="Times New Roman" w:hAnsi="Times New Roman"/>
+          <w:b/>
+          <w:sz w:val="22"/>
+        </w:rPr>
         <w:t>Geschäftsführer der LUMEN Studios GmbH</w:t>
       </w:r>
     </w:p>
     <w:p>
       <w:pPr>
+        <w:spacing w:before="120" w:after="60" w:line="259" w:lineRule="auto"/>
         <w:jc w:val="left"/>
       </w:pPr>
       <w:r>
+        <w:rPr>
+          <w:rFonts w:ascii="Times New Roman" w:hAnsi="Times New Roman"/>
+          <w:b/>
+          <w:sz w:val="22"/>
+        </w:rPr>
         <w:t>Goethestraße 18 · 60313 Frankfurt am Main</w:t>
       </w:r>
     </w:p>
     <w:p>
       <w:pPr>
+        <w:spacing w:before="120" w:after="60" w:line="259" w:lineRule="auto"/>
         <w:jc w:val="left"/>
       </w:pPr>
       <w:r>
+        <w:rPr>
+          <w:rFonts w:ascii="Times New Roman" w:hAnsi="Times New Roman"/>
+          <w:b/>
+          <w:sz w:val="22"/>
+        </w:rPr>
         <w:t>geboren 12.11.1991 · Wohnsitz Offenbach am Main, Hauptstraße 142</w:t>
       </w:r>
     </w:p>
     <w:p>
       <w:pPr>
+        <w:spacing w:before="120" w:after="60" w:line="259" w:lineRule="auto"/>
         <w:jc w:val="left"/>
       </w:pPr>
       <w:r>
+        <w:rPr>
+          <w:rFonts w:ascii="Times New Roman" w:hAnsi="Times New Roman"/>
+          <w:b/>
+          <w:sz w:val="22"/>
+        </w:rPr>
         <w:t>An das Amtsgericht Frankfurt am Main</w:t>
       </w:r>
     </w:p>
     <w:p>
       <w:pPr>
+        <w:spacing w:before="120" w:after="60" w:line="259" w:lineRule="auto"/>
         <w:jc w:val="left"/>
       </w:pPr>
       <w:r>
+        <w:rPr>
+          <w:rFonts w:ascii="Times New Roman" w:hAnsi="Times New Roman"/>
+          <w:b/>
+          <w:sz w:val="22"/>
+        </w:rPr>
         <w:t>— Insolvenzabteilung —</w:t>
       </w:r>
     </w:p>
     <w:p>
       <w:pPr>
+        <w:spacing w:before="120" w:after="60" w:line="259" w:lineRule="auto"/>
         <w:jc w:val="left"/>
       </w:pPr>
       <w:r>
+        <w:rPr>
+          <w:rFonts w:ascii="Times New Roman" w:hAnsi="Times New Roman"/>
+          <w:b/>
+          <w:sz w:val="22"/>
+        </w:rPr>
         <w:t>Klingerstraße 20</w:t>
       </w:r>
     </w:p>
     <w:p>
       <w:pPr>
+        <w:spacing w:line="259" w:lineRule="auto" w:after="60"/>
         <w:jc w:val="left"/>
       </w:pPr>
       <w:r>
@@ -82,16 +125,22 @@
     </w:p>
     <w:p>
       <w:pPr>
+        <w:spacing w:line="259" w:lineRule="auto" w:after="60"/>
         <w:jc w:val="left"/>
       </w:pPr>
       <w:r>
         <w:t>Frankfurt am Main, den 22. Mai 2024 — eingegangen 22.05.2024, 11:14 Uhr (Stempel)</w:t>
       </w:r>
     </w:p>
-    <w:p/>
+    <w:p>
+      <w:pPr>
+        <w:spacing w:line="259" w:lineRule="auto" w:after="60"/>
+      </w:pPr>
+    </w:p>
     <w:p>
       <w:pPr>
         <w:pStyle w:val="Heading2"/>
+        <w:spacing w:line="259" w:lineRule="auto" w:after="60"/>
       </w:pPr>
       <w:r>
         <w:rPr>
@@ -102,6 +151,7 @@
     </w:p>
     <w:p>
       <w:pPr>
+        <w:spacing w:line="259" w:lineRule="auto" w:after="60"/>
         <w:jc w:val="left"/>
       </w:pPr>
       <w:r>
@@ -110,6 +160,7 @@
     </w:p>
     <w:p>
       <w:pPr>
+        <w:spacing w:line="259" w:lineRule="auto" w:after="60"/>
         <w:jc w:val="left"/>
       </w:pPr>
       <w:r>
@@ -121,6 +172,7 @@
     </w:p>
     <w:p>
       <w:pPr>
+        <w:spacing w:line="259" w:lineRule="auto" w:after="60"/>
         <w:jc w:val="left"/>
       </w:pPr>
       <w:r>
@@ -129,6 +181,7 @@
     </w:p>
     <w:p>
       <w:pPr>
+        <w:spacing w:line="259" w:lineRule="auto" w:after="60"/>
         <w:jc w:val="left"/>
       </w:pPr>
       <w:r>
@@ -137,6 +190,7 @@
     </w:p>
     <w:p>
       <w:pPr>
+        <w:spacing w:line="259" w:lineRule="auto" w:after="60"/>
         <w:jc w:val="left"/>
       </w:pPr>
       <w:r>
@@ -145,6 +199,7 @@
     </w:p>
     <w:p>
       <w:pPr>
+        <w:spacing w:line="259" w:lineRule="auto" w:after="60"/>
         <w:jc w:val="left"/>
       </w:pPr>
       <w:r>
@@ -153,6 +208,7 @@
     </w:p>
     <w:p>
       <w:pPr>
+        <w:spacing w:line="259" w:lineRule="auto" w:after="60"/>
         <w:jc w:val="left"/>
       </w:pPr>
       <w:r>
@@ -164,6 +220,7 @@
     </w:p>
     <w:p>
       <w:pPr>
+        <w:spacing w:line="259" w:lineRule="auto" w:after="60"/>
         <w:jc w:val="left"/>
       </w:pPr>
       <w:r>
@@ -173,6 +230,7 @@
     <w:p>
       <w:pPr>
         <w:pStyle w:val="Heading2"/>
+        <w:spacing w:line="259" w:lineRule="auto" w:after="60"/>
       </w:pPr>
       <w:r>
         <w:rPr>
@@ -184,6 +242,7 @@
     <w:p>
       <w:pPr>
         <w:pStyle w:val="Heading3"/>
+        <w:spacing w:line="259" w:lineRule="auto" w:after="60"/>
       </w:pPr>
       <w:r>
         <w:rPr>
@@ -194,6 +253,7 @@
     </w:p>
     <w:p>
       <w:pPr>
+        <w:spacing w:line="259" w:lineRule="auto" w:after="60"/>
         <w:jc w:val="left"/>
       </w:pPr>
       <w:r>
@@ -607,6 +667,7 @@
     </w:tbl>
     <w:p>
       <w:pPr>
+        <w:spacing w:line="259" w:lineRule="auto" w:after="60"/>
         <w:jc w:val="left"/>
       </w:pPr>
       <w:r>
@@ -615,6 +676,7 @@
     </w:p>
     <w:p>
       <w:pPr>
+        <w:spacing w:line="259" w:lineRule="auto" w:after="60"/>
         <w:jc w:val="left"/>
       </w:pPr>
       <w:r>
@@ -624,6 +686,7 @@
     <w:p>
       <w:pPr>
         <w:pStyle w:val="Heading3"/>
+        <w:spacing w:line="259" w:lineRule="auto" w:after="60"/>
       </w:pPr>
       <w:r>
         <w:rPr>
@@ -634,6 +697,7 @@
     </w:p>
     <w:p>
       <w:pPr>
+        <w:spacing w:line="259" w:lineRule="auto" w:after="60"/>
         <w:jc w:val="left"/>
       </w:pPr>
       <w:r>
@@ -642,6 +706,7 @@
     </w:p>
     <w:p>
       <w:pPr>
+        <w:spacing w:line="259" w:lineRule="auto" w:after="60"/>
         <w:jc w:val="left"/>
       </w:pPr>
       <w:r>
@@ -651,6 +716,7 @@
     <w:p>
       <w:pPr>
         <w:pStyle w:val="Heading3"/>
+        <w:spacing w:line="259" w:lineRule="auto" w:after="60"/>
       </w:pPr>
       <w:r>
         <w:rPr>
@@ -661,6 +727,7 @@
     </w:p>
     <w:p>
       <w:pPr>
+        <w:spacing w:line="259" w:lineRule="auto" w:after="60"/>
         <w:jc w:val="left"/>
       </w:pPr>
       <w:r>
@@ -669,6 +736,7 @@
     </w:p>
     <w:p>
       <w:pPr>
+        <w:spacing w:line="259" w:lineRule="auto" w:after="60"/>
         <w:jc w:val="left"/>
       </w:pPr>
       <w:r>
@@ -678,6 +746,7 @@
     <w:p>
       <w:pPr>
         <w:pStyle w:val="Heading2"/>
+        <w:spacing w:line="259" w:lineRule="auto" w:after="60"/>
       </w:pPr>
       <w:r>
         <w:rPr>
@@ -1062,6 +1131,7 @@
     <w:p>
       <w:pPr>
         <w:pStyle w:val="Heading2"/>
+        <w:spacing w:line="259" w:lineRule="auto" w:after="60"/>
       </w:pPr>
       <w:r>
         <w:rPr>
@@ -1072,6 +1142,7 @@
     </w:p>
     <w:p>
       <w:pPr>
+        <w:spacing w:line="259" w:lineRule="auto" w:after="60"/>
         <w:jc w:val="left"/>
       </w:pPr>
       <w:r>
@@ -1081,6 +1152,7 @@
     <w:p>
       <w:pPr>
         <w:pStyle w:val="ListBullet"/>
+        <w:spacing w:line="259" w:lineRule="auto" w:after="60"/>
       </w:pPr>
       <w:r>
         <w:t>Verlust des Mandats unseres bisherigen Steuerberaters StB Hartmann (Mandatsniederlegung 22.11.2023 mit der Begründung "erhebliche Diskrepanz Belege/Buchungen, fehlende Mitwirkung Geschäftsführung")</w:t>
@@ -1089,6 +1161,7 @@
     <w:p>
       <w:pPr>
         <w:pStyle w:val="ListBullet"/>
+        <w:spacing w:line="259" w:lineRule="auto" w:after="60"/>
       </w:pPr>
       <w:r>
         <w:t>Anschluss-Mandat war geplant, kam aber wegen Streit mit Herrn Richter über Auswahl des Nachfolgers nicht zustande</w:t>
@@ -1097,6 +1170,7 @@
     <w:p>
       <w:pPr>
         <w:pStyle w:val="ListBullet"/>
+        <w:spacing w:line="259" w:lineRule="auto" w:after="60"/>
       </w:pPr>
       <w:r>
         <w:t>Q4 2023 Buchungen nur teilweise erfasst; Jahresabschluss 2023 nicht fertig</w:t>
@@ -1105,6 +1179,7 @@
     <w:p>
       <w:pPr>
         <w:pStyle w:val="ListBullet"/>
+        <w:spacing w:line="259" w:lineRule="auto" w:after="60"/>
       </w:pPr>
       <w:r>
         <w:t>2024 (Januar bis Mai) Buchungen praktisch nicht erfasst, lediglich Bankauszüge und Belegmappe vorhanden</w:t>
@@ -1112,6 +1187,7 @@
     </w:p>
     <w:p>
       <w:pPr>
+        <w:spacing w:line="259" w:lineRule="auto" w:after="60"/>
         <w:jc w:val="left"/>
       </w:pPr>
       <w:r>
@@ -1121,6 +1197,7 @@
     <w:p>
       <w:pPr>
         <w:pStyle w:val="Heading2"/>
+        <w:spacing w:line="259" w:lineRule="auto" w:after="60"/>
       </w:pPr>
       <w:r>
         <w:rPr>
@@ -1535,6 +1612,7 @@
     <w:p>
       <w:pPr>
         <w:pStyle w:val="Heading2"/>
+        <w:spacing w:line="259" w:lineRule="auto" w:after="60"/>
       </w:pPr>
       <w:r>
         <w:rPr>
@@ -1545,6 +1623,7 @@
     </w:p>
     <w:p>
       <w:pPr>
+        <w:spacing w:line="259" w:lineRule="auto" w:after="60"/>
         <w:jc w:val="left"/>
       </w:pPr>
       <w:r>
@@ -1554,6 +1633,7 @@
     <w:p>
       <w:pPr>
         <w:pStyle w:val="ListNumber"/>
+        <w:spacing w:line="259" w:lineRule="auto" w:after="60"/>
       </w:pPr>
       <w:r>
         <w:t>Eröffnung des Insolvenzverfahrens über das Vermögen der LUMEN Studios GmbH gemäß §§ 16, 17, 19 InsO,</w:t>
@@ -1562,6 +1642,7 @@
     <w:p>
       <w:pPr>
         <w:pStyle w:val="ListNumber"/>
+        <w:spacing w:line="259" w:lineRule="auto" w:after="60"/>
       </w:pPr>
       <w:r>
         <w:t>Anordnung der vorläufigen Insolvenzverwaltung mit Zustimmungsvorbehalt gemäß §§ 21, 22 InsO,</w:t>
@@ -1570,6 +1651,7 @@
     <w:p>
       <w:pPr>
         <w:pStyle w:val="ListNumber"/>
+        <w:spacing w:line="259" w:lineRule="auto" w:after="60"/>
       </w:pPr>
       <w:r>
         <w:t>Anordnung der Sicherungsmaßnahmen gemäß § 21 Abs. 2 InsO (Vollstreckungsverbot etc.),</w:t>
@@ -1578,6 +1660,7 @@
     <w:p>
       <w:pPr>
         <w:pStyle w:val="ListNumber"/>
+        <w:spacing w:line="259" w:lineRule="auto" w:after="60"/>
       </w:pPr>
       <w:r>
         <w:t>Bestellung eines geeigneten vorläufigen Insolvenzverwalters,</w:t>
@@ -1586,6 +1669,7 @@
     <w:p>
       <w:pPr>
         <w:pStyle w:val="ListNumber"/>
+        <w:spacing w:line="259" w:lineRule="auto" w:after="60"/>
       </w:pPr>
       <w:r>
         <w:t>nachrichtliche Mitteilung an das Handelsregister und an das Finanzamt.</w:t>
@@ -1593,6 +1677,7 @@
     </w:p>
     <w:p>
       <w:pPr>
+        <w:spacing w:line="259" w:lineRule="auto" w:after="60"/>
         <w:jc w:val="left"/>
       </w:pPr>
       <w:r>
@@ -1601,6 +1686,7 @@
     </w:p>
     <w:p>
       <w:pPr>
+        <w:spacing w:line="259" w:lineRule="auto" w:after="60"/>
         <w:jc w:val="left"/>
       </w:pPr>
       <w:r>
@@ -1609,6 +1695,7 @@
     </w:p>
     <w:p>
       <w:pPr>
+        <w:spacing w:line="259" w:lineRule="auto" w:after="60"/>
         <w:jc w:val="left"/>
       </w:pPr>
       <w:r>
@@ -1617,15 +1704,21 @@
     </w:p>
     <w:p>
       <w:pPr>
+        <w:spacing w:line="259" w:lineRule="auto" w:after="60"/>
         <w:jc w:val="left"/>
       </w:pPr>
       <w:r>
         <w:t>(als Geschäftsführer der LUMEN Studios GmbH)</w:t>
       </w:r>
     </w:p>
-    <w:p/>
     <w:p>
       <w:pPr>
+        <w:spacing w:line="259" w:lineRule="auto" w:after="60"/>
+      </w:pPr>
+    </w:p>
+    <w:p>
+      <w:pPr>
+        <w:spacing w:line="259" w:lineRule="auto" w:after="60"/>
         <w:jc w:val="left"/>
       </w:pPr>
       <w:r>
@@ -1637,6 +1730,7 @@
     </w:p>
     <w:p>
       <w:pPr>
+        <w:spacing w:line="259" w:lineRule="auto" w:after="60"/>
         <w:jc w:val="left"/>
       </w:pPr>
       <w:r>
@@ -1644,13 +1738,58 @@
       </w:r>
     </w:p>
     <w:sectPr>
+      <w:headerReference w:type="default" r:id="rId9"/>
+      <w:footerReference w:type="default" r:id="rId10"/>
       <w:pgSz w:w="11906" w:h="16838"/>
-      <w:pgMar w:top="1417" w:right="1417" w:bottom="1417" w:left="1417" w:header="720" w:footer="720" w:gutter="0"/>
+      <w:pgMar w:top="1191" w:right="1247" w:bottom="1134" w:left="1361" w:header="720" w:footer="720" w:gutter="0"/>
       <w:cols w:space="720"/>
       <w:docGrid w:linePitch="360"/>
     </w:sectPr>
   </w:body>
 </w:document>
+</file>
+
+<file path=word/footer1.xml><?xml version="1.0" encoding="utf-8"?>
+<w:ftr xmlns:m="http://schemas.openxmlformats.org/officeDocument/2006/math" xmlns:mc="http://schemas.openxmlformats.org/markup-compatibility/2006" xmlns:mo="http://schemas.microsoft.com/office/mac/office/2008/main" xmlns:mv="urn:schemas-microsoft-com:mac:vml" xmlns:o="urn:schemas-microsoft-com:office:office" xmlns:r="http://schemas.openxmlformats.org/officeDocument/2006/relationships" xmlns:v="urn:schemas-microsoft-com:vml" xmlns:w10="urn:schemas-microsoft-com:office:word" xmlns:w14="http://schemas.microsoft.com/office/word/2010/wordml" xmlns:w="http://schemas.openxmlformats.org/wordprocessingml/2006/main" xmlns:wne="http://schemas.microsoft.com/office/word/2006/wordml" xmlns:wp14="http://schemas.microsoft.com/office/word/2010/wordprocessingDrawing" xmlns:wp="http://schemas.openxmlformats.org/drawingml/2006/wordprocessingDrawing" xmlns:wpc="http://schemas.microsoft.com/office/word/2010/wordprocessingCanvas" xmlns:wpg="http://schemas.microsoft.com/office/word/2010/wordprocessingGroup" xmlns:wpi="http://schemas.microsoft.com/office/word/2010/wordprocessingInk" xmlns:wps="http://schemas.microsoft.com/office/word/2010/wordprocessingShape" mc:Ignorable="w14 wp14">
+  <w:p>
+    <w:pPr>
+      <w:pStyle w:val="Footer"/>
+      <w:jc w:val="left"/>
+    </w:pPr>
+    <w:r/>
+    <w:r>
+      <w:rPr>
+        <w:rFonts w:ascii="Times New Roman" w:hAnsi="Times New Roman"/>
+        <w:b w:val="0"/>
+        <w:color w:val="777777"/>
+        <w:sz w:val="17"/>
+      </w:rPr>
+      <w:t>Vertraulich | Bearbeitungsstand Juli 2026 | nur zur Aktenbearbeitung</w:t>
+    </w:r>
+  </w:p>
+</w:ftr>
+</file>
+
+<file path=word/header1.xml><?xml version="1.0" encoding="utf-8"?>
+<w:hdr xmlns:m="http://schemas.openxmlformats.org/officeDocument/2006/math" xmlns:mc="http://schemas.openxmlformats.org/markup-compatibility/2006" xmlns:mo="http://schemas.microsoft.com/office/mac/office/2008/main" xmlns:mv="urn:schemas-microsoft-com:mac:vml" xmlns:o="urn:schemas-microsoft-com:office:office" xmlns:r="http://schemas.openxmlformats.org/officeDocument/2006/relationships" xmlns:v="urn:schemas-microsoft-com:vml" xmlns:w10="urn:schemas-microsoft-com:office:word" xmlns:w14="http://schemas.microsoft.com/office/word/2010/wordml" xmlns:w="http://schemas.openxmlformats.org/wordprocessingml/2006/main" xmlns:wne="http://schemas.microsoft.com/office/word/2006/wordml" xmlns:wp14="http://schemas.microsoft.com/office/word/2010/wordprocessingDrawing" xmlns:wp="http://schemas.openxmlformats.org/drawingml/2006/wordprocessingDrawing" xmlns:wpc="http://schemas.microsoft.com/office/word/2010/wordprocessingCanvas" xmlns:wpg="http://schemas.microsoft.com/office/word/2010/wordprocessingGroup" xmlns:wpi="http://schemas.microsoft.com/office/word/2010/wordprocessingInk" xmlns:wps="http://schemas.microsoft.com/office/word/2010/wordprocessingShape" mc:Ignorable="w14 wp14">
+  <w:p>
+    <w:pPr>
+      <w:pStyle w:val="Header"/>
+      <w:jc w:val="left"/>
+    </w:pPr>
+    <w:r/>
+    <w:r>
+      <w:rPr>
+        <w:rFonts w:ascii="Times New Roman" w:hAnsi="Times New Roman"/>
+        <w:b w:val="0"/>
+        <w:i w:val="0"/>
+        <w:color w:val="666666"/>
+        <w:sz w:val="17"/>
+      </w:rPr>
+      <w:t>Lindenhof und Partner mbB | Insolvenz- und Restrukturierungsakte | Bearbeitungsstand Juli 2026</w:t>
+    </w:r>
+  </w:p>
+</w:hdr>
 </file>
 
 <file path=word/numbering.xml><?xml version="1.0" encoding="utf-8"?>
@@ -2367,11 +2506,12 @@
       <w:contextualSpacing/>
     </w:pPr>
     <w:rPr>
-      <w:rFonts w:asciiTheme="majorHAnsi" w:eastAsiaTheme="majorEastAsia" w:hAnsiTheme="majorHAnsi" w:cstheme="majorBidi"/>
+      <w:rFonts w:asciiTheme="majorHAnsi" w:eastAsiaTheme="majorEastAsia" w:hAnsiTheme="majorHAnsi" w:cstheme="majorBidi" w:ascii="Times New Roman" w:hAnsi="Times New Roman"/>
+      <w:b/>
       <w:color w:val="17365D" w:themeColor="text2" w:themeShade="BF"/>
       <w:spacing w:val="5"/>
       <w:kern w:val="28"/>
-      <w:sz w:val="52"/>
+      <w:sz w:val="30"/>
       <w:szCs w:val="52"/>
     </w:rPr>
   </w:style>
